--- a/Methods/WP_IP_Authorship_Metrics.docx
+++ b/Methods/WP_IP_Authorship_Metrics.docx
@@ -323,7 +323,7 @@
           <w:sz w:val="30"/>
           <w:szCs w:val="30"/>
         </w:rPr>
-        <w:t>Each countries score was the sum of 1/len(parties) for each subarray of “parties” that they were present in.</w:t>
+        <w:t>Each countries score was then the number of arrays they were present in.</w:t>
       </w:r>
     </w:p>
     <w:sectPr>

--- a/Methods/WP_IP_Authorship_Metrics.docx
+++ b/Methods/WP_IP_Authorship_Metrics.docx
@@ -194,7 +194,43 @@
           <w:sz w:val="30"/>
           <w:szCs w:val="30"/>
         </w:rPr>
-        <w:t>For both working paper and information paper authorship, we filtered document_summary.parquet down to rows where “meeting_type” == “ATCM” (corresponding to ATCM meetings, as opposed to SATCMs), and 2020 &lt;= “meeting_year” &lt;= 2024.</w:t>
+        <w:t>For both working paper and information paper authorship, we filtered document_summary.parquet down to rows where “meeting_type” == “ATCM” (corresponding to ATCM meetings, as opposed to SATCMs), and 20</w:t>
+      </w:r>
+      <w:r>
+        <w:rPr>
+          <w:b w:val="false"/>
+          <w:bCs w:val="false"/>
+          <w:sz w:val="30"/>
+          <w:szCs w:val="30"/>
+        </w:rPr>
+        <w:t>0</w:t>
+      </w:r>
+      <w:r>
+        <w:rPr>
+          <w:b w:val="false"/>
+          <w:bCs w:val="false"/>
+          <w:sz w:val="30"/>
+          <w:szCs w:val="30"/>
+        </w:rPr>
+        <w:t>0 &lt;= “meeting_year” &lt;= 202</w:t>
+      </w:r>
+      <w:r>
+        <w:rPr>
+          <w:b w:val="false"/>
+          <w:bCs w:val="false"/>
+          <w:sz w:val="30"/>
+          <w:szCs w:val="30"/>
+        </w:rPr>
+        <w:t>5</w:t>
+      </w:r>
+      <w:r>
+        <w:rPr>
+          <w:b w:val="false"/>
+          <w:bCs w:val="false"/>
+          <w:sz w:val="30"/>
+          <w:szCs w:val="30"/>
+        </w:rPr>
+        <w:t>.</w:t>
       </w:r>
     </w:p>
     <w:p>
